--- a/BACKUP&RECOVERY/11장/11장_실습문제_추가서술형_정답.docx
+++ b/BACKUP&RECOVERY/11장/11장_실습문제_추가서술형_정답.docx
@@ -4644,7 +4644,7 @@
           <w:rFonts w:ascii="Consolas" w:hAnsi="Consolas" w:eastAsia="Consolas"/>
           <w:sz w:val="19"/>
         </w:rPr>
-        <w:t>SYS@orcl&gt; !cp -p /u02/oradata/ORCL/*.dbf /home/oracle/before_recover/</w:t>
+        <w:t>SYS@orcl&gt; !cp -p /u01/app/oracle/oradata/orcl/*.dbf /home/oracle/before_recover/</w:t>
       </w:r>
     </w:p>
     <w:p>
@@ -5044,7 +5044,7 @@
           <w:rFonts w:ascii="Consolas" w:hAnsi="Consolas" w:eastAsia="Consolas"/>
           <w:sz w:val="19"/>
         </w:rPr>
-        <w:t xml:space="preserve">  2    '/u02/oradata/ORCL/temp01.dbf' SIZE 60M REUSE;</w:t>
+        <w:t xml:space="preserve">  2    '/u01/app/oracle/oradata/orcl/temp01.dbf' SIZE 60M REUSE;</w:t>
       </w:r>
     </w:p>
     <w:p>
@@ -5083,7 +5083,7 @@
           <w:rFonts w:ascii="Consolas" w:hAnsi="Consolas" w:eastAsia="Consolas"/>
           <w:sz w:val="19"/>
         </w:rPr>
-        <w:t>SYS@orcl&gt; !cp -p /u02/oradata/ORCL/*.dbf /home/oracle/backup/after_reset/</w:t>
+        <w:t>SYS@orcl&gt; !cp -p /u01/app/oracle/oradata/orcl/*.dbf /home/oracle/backup/after_reset/</w:t>
       </w:r>
     </w:p>
     <w:p>
@@ -5417,7 +5417,7 @@
           <w:rFonts w:ascii="Consolas" w:hAnsi="Consolas" w:eastAsia="Consolas"/>
           <w:sz w:val="19"/>
         </w:rPr>
-        <w:t>SYS@orcl&gt; !cp -p /home/oracle/backup/ch11/*.dbf /u02/oradata/ORCL/</w:t>
+        <w:t>SYS@orcl&gt; !cp -p /home/oracle/backup/ch11/*.dbf /u02/oradata/orcl/</w:t>
       </w:r>
     </w:p>
     <w:p>
@@ -5737,7 +5737,7 @@
           <w:rFonts w:ascii="Consolas" w:hAnsi="Consolas" w:eastAsia="Consolas"/>
           <w:sz w:val="19"/>
         </w:rPr>
-        <w:t xml:space="preserve">                 /u01/app/oracle/oradata/ORCL/control01.ctl</w:t>
+        <w:t xml:space="preserve">                 /u01/app/oracle/oradata/orcl/control01.ctl</w:t>
       </w:r>
     </w:p>
     <w:p>
@@ -6229,7 +6229,7 @@
           <w:rFonts w:ascii="Consolas" w:hAnsi="Consolas" w:eastAsia="Consolas"/>
           <w:sz w:val="19"/>
         </w:rPr>
-        <w:t>SYS@orcl&gt; !ls -l /u02/oradata/ORCL/tbs11.dbf</w:t>
+        <w:t>SYS@orcl&gt; !ls -l /u01/app/oracle/oradata/orcl/tbs11.dbf</w:t>
       </w:r>
     </w:p>
     <w:p>
@@ -6309,7 +6309,7 @@
           <w:rFonts w:ascii="Consolas" w:hAnsi="Consolas" w:eastAsia="Consolas"/>
           <w:sz w:val="19"/>
         </w:rPr>
-        <w:t xml:space="preserve">  3  TO '/u02/oradata/ORCL/tbs11.dbf';</w:t>
+        <w:t xml:space="preserve">  3  TO '/u01/app/oracle/oradata/orcl/tbs11.dbf';</w:t>
       </w:r>
     </w:p>
     <w:p>
@@ -6362,7 +6362,7 @@
           <w:rFonts w:ascii="Consolas" w:hAnsi="Consolas" w:eastAsia="Consolas"/>
           <w:sz w:val="19"/>
         </w:rPr>
-        <w:t xml:space="preserve">  2  AS '/u02/oradata/ORCL/tbs11.dbf';</w:t>
+        <w:t xml:space="preserve">  2  AS '/u01/app/oracle/oradata/orcl/tbs11.dbf';</w:t>
       </w:r>
     </w:p>
     <w:p>
